--- a/Current Policies (05-28-2026 Generated)/PER-FILE-CHANGELOG.docx
+++ b/Current Policies (05-28-2026 Generated)/PER-FILE-CHANGELOG.docx
@@ -25,7 +25,7 @@
         <w:rPr>
           <w:rStyle w:val="VerbatimChar"/>
         </w:rPr>
-        <w:t xml:space="preserve">3. Final Word/3.a Final Markdown/</w:t>
+        <w:t xml:space="preserve">Current Policies (&lt;date&gt; Generated)/3.a Final Markdown/</w:t>
       </w:r>
       <w:r>
         <w:t xml:space="preserve">, this document shows exactly what changed from the original source(s) in</w:t>
@@ -2742,7 +2742,7 @@
         <w:rPr>
           <w:rStyle w:val="VerbatimChar"/>
         </w:rPr>
-        <w:t xml:space="preserve">3. Final Word/3.a Final Markdown/</w:t>
+        <w:t xml:space="preserve">Current Policies (&lt;date&gt; Generated)/3.a Final Markdown/</w:t>
       </w:r>
       <w:r>
         <w:t xml:space="preserve">.</w:t>

--- a/Current Policies (05-28-2026 Generated)/PER-FILE-CHANGELOG.docx
+++ b/Current Policies (05-28-2026 Generated)/PER-FILE-CHANGELOG.docx
@@ -2,7 +2,7 @@
 <file path=word/document.xml><?xml version="1.0" encoding="utf-8"?>
 <w:document xmlns:w="http://schemas.openxmlformats.org/wordprocessingml/2006/main" xmlns:m="http://schemas.openxmlformats.org/officeDocument/2006/math" xmlns:r="http://schemas.openxmlformats.org/officeDocument/2006/relationships" xmlns:o="urn:schemas-microsoft-com:office:office" xmlns:v="urn:schemas-microsoft-com:vml" xmlns:w10="urn:schemas-microsoft-com:office:word" xmlns:a="http://schemas.openxmlformats.org/drawingml/2006/main" xmlns:pic="http://schemas.openxmlformats.org/drawingml/2006/picture" xmlns:wp="http://schemas.openxmlformats.org/drawingml/2006/wordprocessingDrawing">
   <w:body>
-    <w:bookmarkStart w:id="28" w:name="per-file-changelog-original-final"/>
+    <w:bookmarkStart w:id="26" w:name="per-file-changelog-original-final"/>
     <w:p>
       <w:pPr>
         <w:pStyle w:val="Heading1"/>
@@ -542,7 +542,7 @@
         <w:rPr>
           <w:rStyle w:val="VerbatimChar"/>
         </w:rPr>
-        <w:t xml:space="preserve">Millie Privacy Policy.md</w:t>
+        <w:t xml:space="preserve">Millie Privacy Policy (1).md</w:t>
       </w:r>
     </w:p>
     <w:p>
@@ -2469,13 +2469,13 @@
       </w:r>
     </w:p>
     <w:bookmarkEnd w:id="24"/>
-    <w:bookmarkStart w:id="25" w:name="a.-platform-subscription-matrix.md"/>
+    <w:bookmarkStart w:id="25" w:name="Xbfad1c07e8fb261b6be876ad226ada6edf95a00"/>
     <w:p>
       <w:pPr>
         <w:pStyle w:val="Heading2"/>
       </w:pPr>
       <w:r>
-        <w:t xml:space="preserve">07a. Platform &amp; Subscription Matrix.md</w:t>
+        <w:t xml:space="preserve">07b. Insurance Authorization Form Template.md</w:t>
       </w:r>
     </w:p>
     <w:p>
@@ -2514,7 +2514,7 @@
         <w:rPr>
           <w:rStyle w:val="VerbatimChar"/>
         </w:rPr>
-        <w:t xml:space="preserve">Millie Matrix of Platforms, Software Subscriptions, and Access (1).md</w:t>
+        <w:t xml:space="preserve">03u HIPAA - TEMPLATE - Insurance Authorization and Assignment of Benefits (002).md</w:t>
       </w:r>
     </w:p>
     <w:p>
@@ -2543,156 +2543,8 @@
       </w:r>
     </w:p>
     <w:bookmarkEnd w:id="25"/>
-    <w:bookmarkStart w:id="26" w:name="Xbfad1c07e8fb261b6be876ad226ada6edf95a00"/>
-    <w:p>
-      <w:pPr>
-        <w:pStyle w:val="Heading2"/>
-      </w:pPr>
-      <w:r>
-        <w:t xml:space="preserve">07b. Insurance Authorization Form Template.md</w:t>
-      </w:r>
-    </w:p>
-    <w:p>
-      <w:pPr>
-        <w:pStyle w:val="FirstParagraph"/>
-      </w:pPr>
-      <w:r>
-        <w:rPr>
-          <w:b/>
-          <w:bCs/>
-        </w:rPr>
-        <w:t xml:space="preserve">Type:</w:t>
-      </w:r>
-      <w:r>
-        <w:t xml:space="preserve"> </w:t>
-      </w:r>
-      <w:r>
-        <w:t xml:space="preserve">Renamed only — content byte-identical to original.</w:t>
-      </w:r>
-    </w:p>
-    <w:p>
-      <w:pPr>
-        <w:pStyle w:val="BodyText"/>
-      </w:pPr>
-      <w:r>
-        <w:rPr>
-          <w:b/>
-          <w:bCs/>
-        </w:rPr>
-        <w:t xml:space="preserve">Source:</w:t>
-      </w:r>
-      <w:r>
-        <w:t xml:space="preserve"> </w:t>
-      </w:r>
-      <w:r>
-        <w:rPr>
-          <w:rStyle w:val="VerbatimChar"/>
-        </w:rPr>
-        <w:t xml:space="preserve">03u HIPAA - TEMPLATE - Insurance Authorization and Assignment of Benefits (002).md</w:t>
-      </w:r>
-    </w:p>
-    <w:p>
-      <w:pPr>
-        <w:pStyle w:val="BodyText"/>
-      </w:pPr>
-      <w:r>
-        <w:rPr>
-          <w:b/>
-          <w:bCs/>
-        </w:rPr>
-        <w:t xml:space="preserve">Changes:</w:t>
-      </w:r>
-      <w:r>
-        <w:t xml:space="preserve"> </w:t>
-      </w:r>
-      <w:r>
-        <w:t xml:space="preserve">filename only.</w:t>
-      </w:r>
-    </w:p>
-    <w:p>
-      <w:r>
-        <w:pict>
-          <v:rect style="width:0;height:1.5pt" o:hralign="center" o:hrstd="t" o:hr="t"/>
-        </w:pict>
-      </w:r>
-    </w:p>
     <w:bookmarkEnd w:id="26"/>
-    <w:bookmarkStart w:id="27" w:name="c.-ech-security-assessment-snapshot.md"/>
-    <w:p>
-      <w:pPr>
-        <w:pStyle w:val="Heading2"/>
-      </w:pPr>
-      <w:r>
-        <w:t xml:space="preserve">07c. ECH Security Assessment Snapshot.md</w:t>
-      </w:r>
-    </w:p>
-    <w:p>
-      <w:pPr>
-        <w:pStyle w:val="FirstParagraph"/>
-      </w:pPr>
-      <w:r>
-        <w:rPr>
-          <w:b/>
-          <w:bCs/>
-        </w:rPr>
-        <w:t xml:space="preserve">Type:</w:t>
-      </w:r>
-      <w:r>
-        <w:t xml:space="preserve"> </w:t>
-      </w:r>
-      <w:r>
-        <w:t xml:space="preserve">Renamed only — content byte-identical to original.</w:t>
-      </w:r>
-    </w:p>
-    <w:p>
-      <w:pPr>
-        <w:pStyle w:val="BodyText"/>
-      </w:pPr>
-      <w:r>
-        <w:rPr>
-          <w:b/>
-          <w:bCs/>
-        </w:rPr>
-        <w:t xml:space="preserve">Source:</w:t>
-      </w:r>
-      <w:r>
-        <w:t xml:space="preserve"> </w:t>
-      </w:r>
-      <w:r>
-        <w:rPr>
-          <w:rStyle w:val="VerbatimChar"/>
-        </w:rPr>
-        <w:t xml:space="preserve">ECH Security Assessment Questions (1).md</w:t>
-      </w:r>
-    </w:p>
-    <w:p>
-      <w:pPr>
-        <w:pStyle w:val="BodyText"/>
-      </w:pPr>
-      <w:r>
-        <w:rPr>
-          <w:b/>
-          <w:bCs/>
-        </w:rPr>
-        <w:t xml:space="preserve">Changes:</w:t>
-      </w:r>
-      <w:r>
-        <w:t xml:space="preserve"> </w:t>
-      </w:r>
-      <w:r>
-        <w:t xml:space="preserve">filename only.</w:t>
-      </w:r>
-    </w:p>
-    <w:p>
-      <w:r>
-        <w:pict>
-          <v:rect style="width:0;height:1.5pt" o:hralign="center" o:hrstd="t" o:hr="t"/>
-        </w:pict>
-      </w:r>
-    </w:p>
-    <w:bookmarkEnd w:id="27"/>
-    <w:bookmarkEnd w:id="28"/>
-    <w:bookmarkStart w:id="29" w:name="X26c61a93921b5e8592bb5fe465897e06e0c9636"/>
+    <w:bookmarkStart w:id="27" w:name="X26c61a93921b5e8592bb5fe465897e06e0c9636"/>
     <w:p>
       <w:pPr>
         <w:pStyle w:val="Heading1"/>
@@ -3219,7 +3071,7 @@
         <w:t xml:space="preserve">.</w:t>
       </w:r>
     </w:p>
-    <w:bookmarkEnd w:id="29"/>
+    <w:bookmarkEnd w:id="27"/>
     <w:sectPr>
       <w:footnotePr>
         <w:numRestart w:val="eachSect"/>
